--- a/cybersec_work/lab1/ЛР1_Кравченко_ІР-31.docx
+++ b/cybersec_work/lab1/ЛР1_Кравченко_ІР-31.docx
@@ -2854,7 +2854,7 @@
             <w:sz w:val="28"/>
             <w:szCs w:val="28"/>
           </w:rPr>
-          <w:t xml:space="preserve">29</w:t>
+          <w:t xml:space="preserve">30</w:t>
         </w:r>
         <w:r>
           <w:rPr>
@@ -2925,7 +2925,7 @@
             <w:sz w:val="28"/>
             <w:szCs w:val="28"/>
           </w:rPr>
-          <w:t xml:space="preserve">32</w:t>
+          <w:t xml:space="preserve">33</w:t>
         </w:r>
         <w:r>
           <w:rPr>
@@ -2996,7 +2996,7 @@
             <w:sz w:val="28"/>
             <w:szCs w:val="28"/>
           </w:rPr>
-          <w:t xml:space="preserve">33</w:t>
+          <w:t xml:space="preserve">34</w:t>
         </w:r>
         <w:r>
           <w:rPr>
@@ -4287,7 +4287,7 @@
           <w:color w:val="000000"/>
           <w:sz w:val="28"/>
         </w:rPr>
-        <w:t>ISO/IEC 27001:2022 встановлює вимоги до створення, впровадження, підтримання та постійного поліпшення системи управління інформаційною безпекою в контексті організації, а також до оцінювання й обробки ризиків інформаційної безпеки [7]. СУІБ є частиною загальної системи управління, що ґрунтується на аналізі ризиків; її складають організаційні структури, політика, планування, обов’язки, процедури, процеси і ресурси [1]. В Україні діє національна версія попередньої редакції — ДСТУ ISO/IEC 27001:2015 [8].</w:t>
+        <w:t>ISO/IEC 27001:2022 встановлює вимоги до створення, впровадження, підтримання та постійного поліпшення системи управління інформаційною безпекою в контексті організації, а також до оцінювання й обробки ризиків інформаційної безпеки [7]. СУІБ є частиною загальної системи управління, що ґрунтується на аналізі ризиків; її складають організаційні структури, політика, планування, обов’язки, процедури, процеси і ресурси [1]. В Україні стандарт прийнято як ідентичний національний — ДСТУ ISO/IEC 27001:2023, що замінив ДСТУ ISO/IEC 27001:2015 [8].</w:t>
       </w:r>
     </w:p>
     <w:p>
@@ -7110,7 +7110,7 @@
           <w:color w:val="000000"/>
           <w:sz w:val="28"/>
         </w:rPr>
-        <w:t>Область застосування СУІБ: процеси П1–П7, інформаційні активи A-01…A-12, приміщення ТЦК та СП і канали обміну до точки підключення до відомчої мережі. Поза областю залишаються центральні компоненти Реєстру «Оберіг», за безпеку яких відповідають держатель і адміністратор, однак інтерфейси до них входять до СУІБ.</w:t>
+        <w:t>Область застосування СУІБ: процеси П1–П7, інформаційні активи A-01…A-12, приміщення ТЦК та СП і канали обміну до точки підключення до відомчої мережі. Поза областю залишаються центральні компоненти Реєстру «Оберіг», за безпеку яких відповідають держатель (він же адміністратор) і розпорядник Реєстру, однак інтерфейси до них входять до СУІБ.</w:t>
       </w:r>
     </w:p>
     <w:p>
@@ -15702,7 +15702,7 @@
           <w:color w:val="000000"/>
           <w:sz w:val="28"/>
         </w:rPr>
-        <w:t>Високий рівень мають 4 ризиків, середній — 6, низький — 0. Найбільші значення мають З-01 (20), З-02 (15), З-03 (15): фішинг проти операторів Реєстру, корупційна зміна записів і витік персональних даних. Високі ризики підлягають обов’язковій обробці (зменшенню), середні — зменшенню в межах ресурсів; залишкові ризики приймає власник — начальник ТЦК та СП.</w:t>
+        <w:t>Високий рівень мають 4 ризики, середній — 6, низький — 0. Високі ризики: З-01 — цільовий фішинг і викрадення облікових даних операторів Реєстру (20); З-02 — несанкціонована зміна облікових записів військовозобов’язаних (корупційне втручання) (15); З-03 — витік персональних і медичних даних (15); З-06 — програма-вимагач або вайпер у локальній мережі (15). Високі ризики підлягають обов’язковій обробці (зменшенню), середні — зменшенню в межах ресурсів; залишкові ризики приймає власник — начальник ТЦК та СП.</w:t>
       </w:r>
     </w:p>
     <w:p>
@@ -17222,7 +17222,7 @@
                 <w:color w:val="000000"/>
                 <w:sz w:val="22"/>
               </w:rPr>
-              <w:t>ISO/IEC 27001:2022 (ДСТУ ISO/IEC 27001:2015 — національна версія попередньої редакції)</w:t>
+              <w:t>ISO/IEC 27001:2022 (в Україні — ДСТУ ISO/IEC 27001:2023, IDT)</w:t>
             </w:r>
           </w:p>
         </w:tc>
@@ -17702,7 +17702,7 @@
                 <w:color w:val="000000"/>
                 <w:sz w:val="22"/>
               </w:rPr>
-              <w:t>ISO/IEC 27007, ISO/IEC TR 27008</w:t>
+              <w:t>ISO/IEC 27007, ISO/IEC TS 27008</w:t>
             </w:r>
           </w:p>
         </w:tc>
@@ -18102,7 +18102,7 @@
                 <w:color w:val="000000"/>
                 <w:sz w:val="22"/>
               </w:rPr>
-              <w:t>ISO/IEC 27015</w:t>
+              <w:t>ISO/IEC TR 27015:2012</w:t>
             </w:r>
           </w:p>
         </w:tc>
@@ -18127,7 +18127,7 @@
                 <w:color w:val="000000"/>
                 <w:sz w:val="22"/>
               </w:rPr>
-              <w:t>Настанови для фінансових і страхових послуг</w:t>
+              <w:t>Настанови для фінансових послуг; скасований у 2017 р. без заміни</w:t>
             </w:r>
           </w:p>
         </w:tc>
@@ -18152,7 +18152,7 @@
                 <w:color w:val="000000"/>
                 <w:sz w:val="22"/>
               </w:rPr>
-              <w:t>Не застосовується (немає фінансових послуг), крім виплат у межах соціальної підтримки</w:t>
+              <w:t>Не застосовується: документ скасовано, фінансових послуг ТЦК та СП не надає</w:t>
             </w:r>
           </w:p>
         </w:tc>
@@ -18969,7 +18969,7 @@
                 <w:color w:val="000000"/>
                 <w:sz w:val="22"/>
               </w:rPr>
-              <w:t>Склад Реєстру, держатель (МО), адміністратор (Генштаб ЗСУ), порядок ведення і обміну</w:t>
+              <w:t>Склад Реєстру, держатель і адміністратор (МО), розпорядник (Генштаб ЗСУ), порядок ведення і обміну</w:t>
             </w:r>
           </w:p>
         </w:tc>
@@ -19425,7 +19425,7 @@
           <w:color w:val="000000"/>
           <w:sz w:val="28"/>
         </w:rPr>
-        <w:t>Отже, базовим для ТЦК та СП є поєднання ISO/IEC 27001/27002/27005 (управління ризиками та заходи), ISO/IEC 27035 і 27031 (інциденти та неперервність), законів України щодо кібербезпеки, персональних даних, захисту інформації, Реєстру й державної таємниці та НД ТЗІ щодо КСЗІ. Стандарт ISO/IEC 27015 не застосовується через відсутність фінансових послуг.</w:t>
+        <w:t>Отже, базовим для ТЦК та СП є поєднання ISO/IEC 27001/27002/27005 (управління ризиками та заходи), ISO/IEC 27035 і 27031 (інциденти та неперервність), законів України щодо кібербезпеки, персональних даних, захисту інформації, Реєстру й державної таємниці та НД ТЗІ щодо КСЗІ. Наведений у переліку методичних рекомендацій ISO/IEC TR 27015:2012 не застосовується: його скасовано без заміни, а фінансових послуг ТЦК та СП не надає.</w:t>
       </w:r>
     </w:p>
     <w:p>
@@ -20178,7 +20178,7 @@
           <w:color w:val="000000"/>
           <w:sz w:val="28"/>
         </w:rPr>
-        <w:t>8. ДСТУ ISO/IEC 27001:2015. Інформаційні технології. Методи захисту. Системи управління інформаційною безпекою. Вимоги. Київ : ДП «УкрНДНЦ», 2016.</w:t>
+        <w:t>8. ДСТУ ISO/IEC 27001:2023. Інформаційна безпека, кібербезпека та захист конфіденційності. Системи керування інформаційною безпекою. Вимоги (ISO/IEC 27001:2022, IDT). Чинний від 22.08.2023. Київ : ДП «УкрНДНЦ», 2023.</w:t>
       </w:r>
     </w:p>
     <w:p>
